--- a/templates_BG_V1.1/vanban_traloi_So_doi_luu.docx
+++ b/templates_BG_V1.1/vanban_traloi_So_doi_luu.docx
@@ -1789,7 +1789,7 @@
                 <w:szCs w:val="26"/>
                 <w:lang w:val="fr-FR"/>
               </w:rPr>
-              <w:t>KT. GIÁM ĐỐC</w:t>
+              <w:t>{tham_quyen_ky}</w:t>
             </w:r>
           </w:p>
           <w:p>
@@ -1810,7 +1810,7 @@
                 <w:szCs w:val="26"/>
                 <w:lang w:val="fr-FR"/>
               </w:rPr>
-              <w:t>PHÓ GIÁM ĐỐC</w:t>
+              <w:t>{chuc_vu_ky}</w:t>
             </w:r>
           </w:p>
           <w:p>
@@ -1877,7 +1877,7 @@
                 <w:b/>
                 <w:szCs w:val="28"/>
               </w:rPr>
-              <w:t>Nguyễn Quốc Ân</w:t>
+              <w:t>{nguoi_ky}</w:t>
             </w:r>
           </w:p>
         </w:tc>
